--- a/week-1-secure-onboarding/docs/Discovery Report.docx
+++ b/week-1-secure-onboarding/docs/Discovery Report.docx
@@ -122,7 +122,7 @@
           </w:tcPr>
           <w:p>
             <w:r>
-              <w:t>[Your full name] </w:t>
+              <w:t>Jado Fils SEZIKEYE </w:t>
             </w:r>
           </w:p>
         </w:tc>

--- a/week-1-secure-onboarding/docs/Discovery Report.docx
+++ b/week-1-secure-onboarding/docs/Discovery Report.docx
@@ -225,6 +225,18 @@
     <w:p>
       <w:r>
         <w:t> </w:t>
+      </w:r>
+    </w:p>
+    <w:p>
+      <w:r>
+        <w:rPr>
+          <w:b/>
+          <w:bCs/>
+        </w:rPr>
+        <w:t xml:space="preserve">Note:</w:t>
+      </w:r>
+      <w:r>
+        <w:t xml:space="preserve"> this report was completed after the Week 1 build, using what was learned during it.</w:t>
       </w:r>
     </w:p>
     <w:p>
